--- a/templates/odr/Arbitral_Award_Template.docx
+++ b/templates/odr/Arbitral_Award_Template.docx
@@ -13,7 +13,7 @@
           <w:smallCaps/>
           <w:sz w:val="26"/>
         </w:rPr>
-        <w:t>Before the Sole Arbitrator</w:t>
+        <w:t>Before the {{tribunal_heading}}</w:t>
       </w:r>
     </w:p>
     <w:p>
@@ -5464,6 +5464,11 @@
             </w:pPr>
           </w:p>
           <w:p>
+            <w:r>
+              <w:t>[[REPEAT tribunal]]</w:t>
+            </w:r>
+          </w:p>
+          <w:p>
             <w:pPr>
               <w:keepNext/>
               <w:spacing w:after="40" w:before="20" w:line="252" w:lineRule="auto"/>
@@ -5501,7 +5506,7 @@
                 <w:smallCaps/>
                 <w:sz w:val="22"/>
               </w:rPr>
-              <w:t>Sole Arbitrator</w:t>
+              <w:t>{{tribunal_role}}</w:t>
             </w:r>
           </w:p>
           <w:p>
@@ -5542,6 +5547,11 @@
                 <w:sz w:val="22"/>
               </w:rPr>
               <w:t>{{arbitrator_signature_mode}}</w:t>
+            </w:r>
+          </w:p>
+          <w:p>
+            <w:r>
+              <w:t>[[END_REPEAT]]</w:t>
             </w:r>
           </w:p>
         </w:tc>
